--- a/production/worksheets/05-ch5-crash-lab-student.docx
+++ b/production/worksheets/05-ch5-crash-lab-student.docx
@@ -29,7 +29,7 @@
           <w:color w:val="555555"/>
           <w:sz w:val="22"/>
         </w:rPr>
-        <w:t>Chapter 5 · Collisions Transfer Energy · Week 6</w:t>
+        <w:t>Chapter 5 · Collisions Transfer Energy · Week 3</w:t>
       </w:r>
     </w:p>
     <w:p>
@@ -632,7 +632,7 @@
           <w:color w:val="1F3A5F"/>
           <w:sz w:val="26"/>
         </w:rPr>
-        <w:t>PART B — MASS / WEIGHT</w:t>
+        <w:t>PART B — MASS / WEIGHT (OPTIONAL extension — separate fair test)</w:t>
       </w:r>
     </w:p>
     <w:p>

--- a/production/worksheets/05-ch5-crash-lab-student.docx
+++ b/production/worksheets/05-ch5-crash-lab-student.docx
@@ -27,7 +27,7 @@
           <w:b w:val="0"/>
           <w:i w:val="0"/>
           <w:color w:val="555555"/>
-          <w:sz w:val="22"/>
+          <w:sz w:val="24"/>
         </w:rPr>
         <w:t>Chapter 5 · Collisions Transfer Energy · Week 3</w:t>
       </w:r>
@@ -72,7 +72,7 @@
           <w:b w:val="0"/>
           <w:i w:val="0"/>
           <w:color w:val="1A1A1A"/>
-          <w:sz w:val="22"/>
+          <w:sz w:val="24"/>
         </w:rPr>
         <w:t>What happens when objects collide? How are collisions predictable?</w:t>
       </w:r>
@@ -132,7 +132,7 @@
           <w:b w:val="0"/>
           <w:i w:val="0"/>
           <w:color w:val="1A1A1A"/>
-          <w:sz w:val="22"/>
+          <w:sz w:val="24"/>
         </w:rPr>
         <w:t>FAIR TEST: SAME car, SAME target, SAME surface. We change ONLY the ramp height (1 / 2 / 3 books). A higher ramp means a faster car.</w:t>
       </w:r>
@@ -147,7 +147,7 @@
           <w:b/>
           <w:i w:val="0"/>
           <w:color w:val="1A1A1A"/>
-          <w:sz w:val="22"/>
+          <w:sz w:val="24"/>
         </w:rPr>
         <w:t>PREDICT:</w:t>
       </w:r>
@@ -162,7 +162,7 @@
           <w:b w:val="0"/>
           <w:i w:val="0"/>
           <w:color w:val="1A1A1A"/>
-          <w:sz w:val="22"/>
+          <w:sz w:val="24"/>
         </w:rPr>
         <w:t>At which ramp height do you think the target will move the farthest? Why?</w:t>
       </w:r>
@@ -207,7 +207,7 @@
           <w:b w:val="0"/>
           <w:i w:val="0"/>
           <w:color w:val="1A1A1A"/>
-          <w:sz w:val="22"/>
+          <w:sz w:val="24"/>
         </w:rPr>
         <w:t>TEST: roll the SAME car down each ramp height. Measure how far the target moves (cm). 3 trials each.</w:t>
       </w:r>
@@ -247,7 +247,7 @@
                 <w:b/>
                 <w:i w:val="0"/>
                 <w:color w:val="FFFFFF"/>
-                <w:sz w:val="22"/>
+                <w:sz w:val="24"/>
               </w:rPr>
               <w:t>Condition</w:t>
             </w:r>
@@ -272,7 +272,7 @@
                 <w:b/>
                 <w:i w:val="0"/>
                 <w:color w:val="FFFFFF"/>
-                <w:sz w:val="22"/>
+                <w:sz w:val="24"/>
               </w:rPr>
               <w:t>Trial 1 (cm)</w:t>
             </w:r>
@@ -297,7 +297,7 @@
                 <w:b/>
                 <w:i w:val="0"/>
                 <w:color w:val="FFFFFF"/>
-                <w:sz w:val="22"/>
+                <w:sz w:val="24"/>
               </w:rPr>
               <w:t>Trial 2 (cm)</w:t>
             </w:r>
@@ -322,7 +322,7 @@
                 <w:b/>
                 <w:i w:val="0"/>
                 <w:color w:val="FFFFFF"/>
-                <w:sz w:val="22"/>
+                <w:sz w:val="24"/>
               </w:rPr>
               <w:t>Trial 3 (cm)</w:t>
             </w:r>
@@ -347,7 +347,7 @@
                 <w:b/>
                 <w:i w:val="0"/>
                 <w:color w:val="FFFFFF"/>
-                <w:sz w:val="22"/>
+                <w:sz w:val="24"/>
               </w:rPr>
               <w:t>Average (cm)</w:t>
             </w:r>
@@ -372,7 +372,7 @@
                 <w:b/>
                 <w:i w:val="0"/>
                 <w:color w:val="FFFFFF"/>
-                <w:sz w:val="22"/>
+                <w:sz w:val="24"/>
               </w:rPr>
               <w:t>Sound (loud / quiet)</w:t>
             </w:r>
@@ -392,7 +392,7 @@
                 <w:b/>
                 <w:i w:val="0"/>
                 <w:color w:val="1A1A1A"/>
-                <w:sz w:val="22"/>
+                <w:sz w:val="24"/>
               </w:rPr>
               <w:t>1 book</w:t>
             </w:r>
@@ -442,7 +442,7 @@
                 <w:b/>
                 <w:i w:val="0"/>
                 <w:color w:val="1A1A1A"/>
-                <w:sz w:val="22"/>
+                <w:sz w:val="24"/>
               </w:rPr>
               <w:t>2 books</w:t>
             </w:r>
@@ -492,7 +492,7 @@
                 <w:b/>
                 <w:i w:val="0"/>
                 <w:color w:val="1A1A1A"/>
-                <w:sz w:val="22"/>
+                <w:sz w:val="24"/>
               </w:rPr>
               <w:t>3 books</w:t>
             </w:r>
@@ -555,7 +555,7 @@
           <w:b w:val="0"/>
           <w:i w:val="0"/>
           <w:color w:val="1A1A1A"/>
-          <w:sz w:val="22"/>
+          <w:sz w:val="24"/>
         </w:rPr>
         <w:t>COMPARE: At which ramp height did the target move the farthest?</w:t>
       </w:r>
@@ -585,7 +585,7 @@
           <w:b w:val="0"/>
           <w:i w:val="0"/>
           <w:color w:val="1A1A1A"/>
-          <w:sz w:val="22"/>
+          <w:sz w:val="24"/>
         </w:rPr>
         <w:t>EXPLAIN: How did the SPEED of the car affect the change it caused?</w:t>
       </w:r>
@@ -645,7 +645,7 @@
           <w:b w:val="0"/>
           <w:i w:val="0"/>
           <w:color w:val="1A1A1A"/>
-          <w:sz w:val="22"/>
+          <w:sz w:val="24"/>
         </w:rPr>
         <w:t>FAIR TEST: SAME ramp height, SAME target, SAME surface. We change ONLY how much the car weighs (1 car / 2 cars taped / 3 cars taped). The cars roll at about the same speed.</w:t>
       </w:r>
@@ -660,7 +660,7 @@
           <w:b/>
           <w:i w:val="0"/>
           <w:color w:val="1A1A1A"/>
-          <w:sz w:val="22"/>
+          <w:sz w:val="24"/>
         </w:rPr>
         <w:t>PREDICT:</w:t>
       </w:r>
@@ -675,7 +675,7 @@
           <w:b w:val="0"/>
           <w:i w:val="0"/>
           <w:color w:val="1A1A1A"/>
-          <w:sz w:val="22"/>
+          <w:sz w:val="24"/>
         </w:rPr>
         <w:t>Which car do you think will move the target the farthest? Why?</w:t>
       </w:r>
@@ -720,7 +720,7 @@
           <w:b w:val="0"/>
           <w:i w:val="0"/>
           <w:color w:val="1A1A1A"/>
-          <w:sz w:val="22"/>
+          <w:sz w:val="24"/>
         </w:rPr>
         <w:t>TEST: roll each mass down the SAME ramp height. Measure how far the target moves (cm). 3 trials each.</w:t>
       </w:r>
@@ -760,7 +760,7 @@
                 <w:b/>
                 <w:i w:val="0"/>
                 <w:color w:val="FFFFFF"/>
-                <w:sz w:val="22"/>
+                <w:sz w:val="24"/>
               </w:rPr>
               <w:t>Condition</w:t>
             </w:r>
@@ -785,7 +785,7 @@
                 <w:b/>
                 <w:i w:val="0"/>
                 <w:color w:val="FFFFFF"/>
-                <w:sz w:val="22"/>
+                <w:sz w:val="24"/>
               </w:rPr>
               <w:t>Trial 1 (cm)</w:t>
             </w:r>
@@ -810,7 +810,7 @@
                 <w:b/>
                 <w:i w:val="0"/>
                 <w:color w:val="FFFFFF"/>
-                <w:sz w:val="22"/>
+                <w:sz w:val="24"/>
               </w:rPr>
               <w:t>Trial 2 (cm)</w:t>
             </w:r>
@@ -835,7 +835,7 @@
                 <w:b/>
                 <w:i w:val="0"/>
                 <w:color w:val="FFFFFF"/>
-                <w:sz w:val="22"/>
+                <w:sz w:val="24"/>
               </w:rPr>
               <w:t>Trial 3 (cm)</w:t>
             </w:r>
@@ -860,7 +860,7 @@
                 <w:b/>
                 <w:i w:val="0"/>
                 <w:color w:val="FFFFFF"/>
-                <w:sz w:val="22"/>
+                <w:sz w:val="24"/>
               </w:rPr>
               <w:t>Average (cm)</w:t>
             </w:r>
@@ -885,7 +885,7 @@
                 <w:b/>
                 <w:i w:val="0"/>
                 <w:color w:val="FFFFFF"/>
-                <w:sz w:val="22"/>
+                <w:sz w:val="24"/>
               </w:rPr>
               <w:t>Sound (loud / quiet)</w:t>
             </w:r>
@@ -905,7 +905,7 @@
                 <w:b/>
                 <w:i w:val="0"/>
                 <w:color w:val="1A1A1A"/>
-                <w:sz w:val="22"/>
+                <w:sz w:val="24"/>
               </w:rPr>
               <w:t>1 car</w:t>
             </w:r>
@@ -955,7 +955,7 @@
                 <w:b/>
                 <w:i w:val="0"/>
                 <w:color w:val="1A1A1A"/>
-                <w:sz w:val="22"/>
+                <w:sz w:val="24"/>
               </w:rPr>
               <w:t>2 cars</w:t>
             </w:r>
@@ -1005,7 +1005,7 @@
                 <w:b/>
                 <w:i w:val="0"/>
                 <w:color w:val="1A1A1A"/>
-                <w:sz w:val="22"/>
+                <w:sz w:val="24"/>
               </w:rPr>
               <w:t>3 cars</w:t>
             </w:r>
@@ -1068,7 +1068,7 @@
           <w:b w:val="0"/>
           <w:i w:val="0"/>
           <w:color w:val="1A1A1A"/>
-          <w:sz w:val="22"/>
+          <w:sz w:val="24"/>
         </w:rPr>
         <w:t>COMPARE: Which mass moved the target the farthest?</w:t>
       </w:r>
@@ -1098,7 +1098,7 @@
           <w:b w:val="0"/>
           <w:i w:val="0"/>
           <w:color w:val="1A1A1A"/>
-          <w:sz w:val="22"/>
+          <w:sz w:val="24"/>
         </w:rPr>
         <w:t>EXPLAIN: How did the WEIGHT of the car affect the change it caused?</w:t>
       </w:r>
@@ -1158,7 +1158,7 @@
           <w:b w:val="0"/>
           <w:i w:val="0"/>
           <w:color w:val="1A1A1A"/>
-          <w:sz w:val="22"/>
+          <w:sz w:val="24"/>
         </w:rPr>
         <w:t>Did the energy disappear when the car hit the target? Where did the energy go?</w:t>
       </w:r>
